--- a/packages/filen-office/src/tests/fixtures/two-page-counts-deleted-breaks.docx
+++ b/packages/filen-office/src/tests/fixtures/two-page-counts-deleted-breaks.docx
@@ -70,6 +70,10 @@
           <w:insideH w:val="single" w:sz="4"/>
           <w:insideV w:val="single" w:sz="4"/>
         </w:tblBorders>
+        <w:tblCellMar>
+          <w:left w:w="0" w:type="dxa"/>
+          <w:right w:w="0" w:type="dxa"/>
+        </w:tblCellMar>
       </w:tblPr>
       <w:tblGrid>
         <w:gridCol w:w="667"/>
@@ -282,6 +286,10 @@
                 <w:insideH w:val="single" w:sz="4"/>
                 <w:insideV w:val="single" w:sz="4"/>
               </w:tblBorders>
+              <w:tblCellMar>
+                <w:left w:w="0" w:type="dxa"/>
+                <w:right w:w="0" w:type="dxa"/>
+              </w:tblCellMar>
             </w:tblPr>
             <w:tblGrid>
               <w:gridCol w:w="2000"/>
@@ -841,6 +849,10 @@
                 <w:insideH w:val="single" w:sz="4"/>
                 <w:insideV w:val="single" w:sz="4"/>
               </w:tblBorders>
+              <w:tblCellMar>
+                <w:left w:w="0" w:type="dxa"/>
+                <w:right w:w="0" w:type="dxa"/>
+              </w:tblCellMar>
             </w:tblPr>
             <w:tblGrid>
               <w:gridCol w:w="2000"/>
@@ -976,6 +988,10 @@
                 <w:insideH w:val="single" w:sz="4"/>
                 <w:insideV w:val="single" w:sz="4"/>
               </w:tblBorders>
+              <w:tblCellMar>
+                <w:left w:w="0" w:type="dxa"/>
+                <w:right w:w="0" w:type="dxa"/>
+              </w:tblCellMar>
             </w:tblPr>
             <w:tblGrid>
               <w:gridCol w:w="2000"/>
@@ -1144,6 +1160,10 @@
                 <w:insideH w:val="single" w:sz="4"/>
                 <w:insideV w:val="single" w:sz="4"/>
               </w:tblBorders>
+              <w:tblCellMar>
+                <w:left w:w="0" w:type="dxa"/>
+                <w:right w:w="0" w:type="dxa"/>
+              </w:tblCellMar>
             </w:tblPr>
             <w:tblGrid>
               <w:gridCol w:w="2000"/>
@@ -1274,6 +1294,10 @@
                 <w:insideH w:val="single" w:sz="4"/>
                 <w:insideV w:val="single" w:sz="4"/>
               </w:tblBorders>
+              <w:tblCellMar>
+                <w:left w:w="0" w:type="dxa"/>
+                <w:right w:w="0" w:type="dxa"/>
+              </w:tblCellMar>
             </w:tblPr>
             <w:tblGrid>
               <w:gridCol w:w="2000"/>
@@ -1404,6 +1428,10 @@
                 <w:insideH w:val="single" w:sz="4"/>
                 <w:insideV w:val="single" w:sz="4"/>
               </w:tblBorders>
+              <w:tblCellMar>
+                <w:left w:w="0" w:type="dxa"/>
+                <w:right w:w="0" w:type="dxa"/>
+              </w:tblCellMar>
             </w:tblPr>
             <w:tblGrid>
               <w:gridCol w:w="2000"/>
@@ -1534,6 +1562,10 @@
                 <w:insideH w:val="single" w:sz="4"/>
                 <w:insideV w:val="single" w:sz="4"/>
               </w:tblBorders>
+              <w:tblCellMar>
+                <w:left w:w="0" w:type="dxa"/>
+                <w:right w:w="0" w:type="dxa"/>
+              </w:tblCellMar>
             </w:tblPr>
             <w:tblGrid>
               <w:gridCol w:w="2000"/>
@@ -1664,6 +1696,10 @@
                 <w:insideH w:val="single" w:sz="4"/>
                 <w:insideV w:val="single" w:sz="4"/>
               </w:tblBorders>
+              <w:tblCellMar>
+                <w:left w:w="0" w:type="dxa"/>
+                <w:right w:w="0" w:type="dxa"/>
+              </w:tblCellMar>
             </w:tblPr>
             <w:tblGrid>
               <w:gridCol w:w="2000"/>
@@ -4747,6 +4783,10 @@
           <w:insideH w:val="single" w:sz="4"/>
           <w:insideV w:val="single" w:sz="4"/>
         </w:tblBorders>
+        <w:tblCellMar>
+          <w:left w:w="0" w:type="dxa"/>
+          <w:right w:w="0" w:type="dxa"/>
+        </w:tblCellMar>
       </w:tblPr>
       <w:tblGrid>
         <w:gridCol w:w="2000"/>
